--- a/skills/toastmasters-meeting-agenda-team/assets/toastmasters-645N-meeting-agenda-navy-A4.docx
+++ b/skills/toastmasters-meeting-agenda-team/assets/toastmasters-645N-meeting-agenda-navy-A4.docx
@@ -1,8 +1,8 @@
 
 <file path=word/document.xml><?xml version="1.0" encoding="utf-8"?>
-<w:document xmlns:wpc="http://schemas.microsoft.com/office/word/2010/wordprocessingCanvas" xmlns:cx="http://schemas.microsoft.com/office/drawing/2014/chartex" xmlns:cx1="http://schemas.microsoft.com/office/drawing/2015/9/8/chartex" xmlns:cx2="http://schemas.microsoft.com/office/drawing/2015/10/21/chartex" xmlns:cx3="http://schemas.microsoft.com/office/drawing/2016/5/9/chartex" xmlns:cx4="http://schemas.microsoft.com/office/drawing/2016/5/10/chartex" xmlns:cx5="http://schemas.microsoft.com/office/drawing/2016/5/11/chartex" xmlns:cx6="http://schemas.microsoft.com/office/drawing/2016/5/12/chartex" xmlns:cx7="http://schemas.microsoft.com/office/drawing/2016/5/13/chartex" xmlns:cx8="http://schemas.microsoft.com/office/drawing/2016/5/14/chartex" xmlns:mc="http://schemas.openxmlformats.org/markup-compatibility/2006" xmlns:aink="http://schemas.microsoft.com/office/drawing/2016/ink" xmlns:am3d="http://schemas.microsoft.com/office/drawing/2017/model3d" xmlns:o="urn:schemas-microsoft-com:office:office" xmlns:r="http://schemas.openxmlformats.org/officeDocument/2006/relationships" xmlns:m="http://schemas.openxmlformats.org/officeDocument/2006/math" xmlns:v="urn:schemas-microsoft-com:vml" xmlns:wp14="http://schemas.microsoft.com/office/word/2010/wordprocessingDrawing" xmlns:wp="http://schemas.openxmlformats.org/drawingml/2006/wordprocessingDrawing" xmlns:w10="urn:schemas-microsoft-com:office:word" xmlns:w="http://schemas.openxmlformats.org/wordprocessingml/2006/main" xmlns:w14="http://schemas.microsoft.com/office/word/2010/wordml" xmlns:w15="http://schemas.microsoft.com/office/word/2012/wordml" xmlns:w16cid="http://schemas.microsoft.com/office/word/2016/wordml/cid" xmlns:w16se="http://schemas.microsoft.com/office/word/2015/wordml/symex" xmlns:wpg="http://schemas.microsoft.com/office/word/2010/wordprocessingGroup" xmlns:wpi="http://schemas.microsoft.com/office/word/2010/wordprocessingInk" xmlns:wne="http://schemas.microsoft.com/office/word/2006/wordml" xmlns:wps="http://schemas.microsoft.com/office/word/2010/wordprocessingShape" mc:Ignorable="w14 w15 w16se w16cid wp14">
+<w:document xmlns:ns1="http://schemas.openxmlformats.org/markup-compatibility/2006" xmlns:ns10="urn:schemas-microsoft-com:office:office" xmlns:ns11="urn:schemas-microsoft-com:office:word" xmlns:ns2="http://schemas.microsoft.com/office/word/2010/wordml" xmlns:ns4="http://schemas.openxmlformats.org/drawingml/2006/wordprocessingDrawing" xmlns:ns5="http://schemas.microsoft.com/office/word/2010/wordprocessingDrawing" xmlns:ns6="http://schemas.openxmlformats.org/drawingml/2006/main" xmlns:ns7="http://schemas.microsoft.com/office/word/2010/wordprocessingShape" xmlns:ns8="http://schemas.microsoft.com/office/drawing/2010/main" xmlns:ns9="urn:schemas-microsoft-com:vml" xmlns:r="http://schemas.openxmlformats.org/officeDocument/2006/relationships" xmlns:w="http://schemas.openxmlformats.org/wordprocessingml/2006/main" ns1:Ignorable="w14 w15 w16se w16cid wp14">
   <w:body>
-    <w:p>
+    <w:p ns2:paraId="112E1685" ns2:textId="77777777">
       <w:pPr>
         <w:spacing w:before="374"/>
         <w:ind w:right="374"/>
@@ -18,7 +18,7 @@
           <w:color w:val="FFFFFF"/>
           <w:sz w:val="40"/>
         </w:rPr>
-        <w:t>Club Name Club</w:t>
+        <w:t>{Club} {No}</w:t>
       </w:r>
       <w:r>
         <w:rPr>
@@ -27,7 +27,7 @@
           <w:spacing w:val="-5"/>
           <w:sz w:val="40"/>
         </w:rPr>
-        <w:t xml:space="preserve"> </w:t>
+        <w:t xml:space="preserve"/>
       </w:r>
       <w:r>
         <w:rPr>
@@ -35,10 +35,10 @@
           <w:color w:val="FFFFFF"/>
           <w:sz w:val="40"/>
         </w:rPr>
-        <w:t>Number</w:t>
-      </w:r>
-    </w:p>
-    <w:p>
+        <w:t/>
+      </w:r>
+    </w:p>
+    <w:p ns2:paraId="3022A470" ns2:textId="77777777">
       <w:pPr>
         <w:spacing w:before="133"/>
         <w:ind w:right="383"/>
@@ -52,7 +52,7 @@
           <w:color w:val="FFFFFF"/>
           <w:sz w:val="28"/>
         </w:rPr>
-        <w:t>Club Meeting</w:t>
+        <w:t>{Theme}</w:t>
       </w:r>
       <w:r>
         <w:rPr>
@@ -60,17 +60,17 @@
           <w:spacing w:val="-13"/>
           <w:sz w:val="28"/>
         </w:rPr>
-        <w:t xml:space="preserve"> </w:t>
+        <w:t xml:space="preserve"/>
       </w:r>
       <w:r>
         <w:rPr>
           <w:color w:val="FFFFFF"/>
           <w:sz w:val="28"/>
         </w:rPr>
-        <w:t>Theme</w:t>
-      </w:r>
-    </w:p>
-    <w:p>
+        <w:t/>
+      </w:r>
+    </w:p>
+    <w:p ns2:paraId="3C0B3866" ns2:textId="77777777">
       <w:pPr>
         <w:pStyle w:val="BodyText"/>
         <w:ind w:left="109"/>
@@ -80,7 +80,7 @@
         </w:rPr>
       </w:pPr>
     </w:p>
-    <w:p>
+    <w:p ns2:paraId="157F877C" ns2:textId="77777777">
       <w:pPr>
         <w:pStyle w:val="BodyText"/>
         <w:ind w:left="109"/>
@@ -90,7 +90,7 @@
         </w:rPr>
       </w:pPr>
     </w:p>
-    <w:p>
+    <w:p ns2:paraId="587D5F23" ns2:textId="77777777">
       <w:pPr>
         <w:pStyle w:val="BodyText"/>
         <w:spacing w:before="3"/>
@@ -100,7 +100,7 @@
         </w:rPr>
       </w:pPr>
     </w:p>
-    <w:p>
+    <w:p ns2:paraId="5CB7994E" ns2:textId="77777777">
       <w:pPr>
         <w:rPr>
           <w:rFonts w:ascii="Times New Roman"/>
@@ -120,16 +120,16 @@
         </w:sectPr>
       </w:pPr>
     </w:p>
-    <w:p>
+    <w:p ns2:paraId="0A812C24" ns2:textId="77777777">
       <w:pPr>
         <w:pStyle w:val="Heading1"/>
         <w:spacing w:before="93"/>
       </w:pPr>
       <w:r>
-        <w:t>Month, Day YYYY</w:t>
-      </w:r>
-    </w:p>
-    <w:p>
+        <w:t>{Date}</w:t>
+      </w:r>
+    </w:p>
+    <w:p ns2:paraId="18871CA6" ns2:textId="77777777">
       <w:pPr>
         <w:pStyle w:val="BodyText"/>
         <w:spacing w:before="4"/>
@@ -139,7 +139,7 @@
         </w:rPr>
       </w:pPr>
     </w:p>
-    <w:p>
+    <w:p ns2:paraId="1262CF4B" ns2:textId="77777777">
       <w:pPr>
         <w:ind w:left="540"/>
         <w:rPr>
@@ -155,17 +155,17 @@
         <w:t>President</w:t>
       </w:r>
     </w:p>
-    <w:p>
+    <w:p ns2:paraId="73B7328E" ns2:textId="77777777">
       <w:pPr>
         <w:pStyle w:val="BodyText"/>
         <w:spacing w:before="2"/>
         <w:ind w:left="540"/>
       </w:pPr>
       <w:r>
-        <w:t>Jane Doe</w:t>
-      </w:r>
-    </w:p>
-    <w:p>
+        <w:t>{Pres}</w:t>
+      </w:r>
+    </w:p>
+    <w:p ns2:paraId="561B6845" ns2:textId="77777777">
       <w:pPr>
         <w:pStyle w:val="BodyText"/>
         <w:spacing w:before="1"/>
@@ -174,7 +174,7 @@
         </w:rPr>
       </w:pPr>
     </w:p>
-    <w:p>
+    <w:p ns2:paraId="747C147A" ns2:textId="77777777">
       <w:pPr>
         <w:pStyle w:val="Heading1"/>
         <w:spacing w:line="251" w:lineRule="exact"/>
@@ -189,17 +189,17 @@
         <w:t>VP Education</w:t>
       </w:r>
     </w:p>
-    <w:p>
+    <w:p ns2:paraId="572A7E5C" ns2:textId="77777777">
       <w:pPr>
         <w:pStyle w:val="BodyText"/>
         <w:spacing w:line="251" w:lineRule="exact"/>
         <w:ind w:left="540"/>
       </w:pPr>
       <w:r>
-        <w:t>John Doe</w:t>
-      </w:r>
-    </w:p>
-    <w:p>
+        <w:t>{VPE}</w:t>
+      </w:r>
+    </w:p>
+    <w:p ns2:paraId="143E7AF2" ns2:textId="77777777">
       <w:pPr>
         <w:pStyle w:val="BodyText"/>
         <w:rPr>
@@ -207,7 +207,7 @@
         </w:rPr>
       </w:pPr>
     </w:p>
-    <w:p>
+    <w:p ns2:paraId="3BFF627E" ns2:textId="77777777">
       <w:pPr>
         <w:pStyle w:val="Heading1"/>
         <w:spacing w:before="1" w:line="251" w:lineRule="exact"/>
@@ -222,17 +222,17 @@
         <w:t>VP Membership</w:t>
       </w:r>
     </w:p>
-    <w:p>
+    <w:p ns2:paraId="4F7247AD" ns2:textId="77777777">
       <w:pPr>
         <w:pStyle w:val="BodyText"/>
         <w:spacing w:line="251" w:lineRule="exact"/>
         <w:ind w:left="540"/>
       </w:pPr>
       <w:r>
-        <w:t>Jane Doe</w:t>
-      </w:r>
-    </w:p>
-    <w:p>
+        <w:t>{VPM}</w:t>
+      </w:r>
+    </w:p>
+    <w:p ns2:paraId="6E3491C2" ns2:textId="77777777">
       <w:pPr>
         <w:pStyle w:val="BodyText"/>
         <w:rPr>
@@ -240,7 +240,7 @@
         </w:rPr>
       </w:pPr>
     </w:p>
-    <w:p>
+    <w:p ns2:paraId="71C8BE7A" ns2:textId="77777777">
       <w:pPr>
         <w:pStyle w:val="Heading1"/>
         <w:spacing w:before="1"/>
@@ -255,17 +255,17 @@
         <w:t>VP Public Relations</w:t>
       </w:r>
     </w:p>
-    <w:p>
+    <w:p ns2:paraId="3D404A07" ns2:textId="77777777">
       <w:pPr>
         <w:pStyle w:val="BodyText"/>
         <w:spacing w:before="2"/>
         <w:ind w:left="540"/>
       </w:pPr>
       <w:r>
-        <w:t>Jane Doe</w:t>
-      </w:r>
-    </w:p>
-    <w:p>
+        <w:t>{VPPR}</w:t>
+      </w:r>
+    </w:p>
+    <w:p ns2:paraId="6664C42F" ns2:textId="77777777">
       <w:pPr>
         <w:pStyle w:val="BodyText"/>
         <w:spacing w:before="6"/>
@@ -274,7 +274,7 @@
         </w:rPr>
       </w:pPr>
     </w:p>
-    <w:p>
+    <w:p ns2:paraId="42C73084" ns2:textId="77777777">
       <w:pPr>
         <w:pStyle w:val="Heading1"/>
         <w:spacing w:before="1"/>
@@ -289,17 +289,17 @@
         <w:t>Secretary</w:t>
       </w:r>
     </w:p>
-    <w:p>
+    <w:p ns2:paraId="6E9D11F1" ns2:textId="77777777">
       <w:pPr>
         <w:pStyle w:val="BodyText"/>
         <w:spacing w:before="2"/>
         <w:ind w:left="540"/>
       </w:pPr>
       <w:r>
-        <w:t>John Doe</w:t>
-      </w:r>
-    </w:p>
-    <w:p>
+        <w:t>{Sec}</w:t>
+      </w:r>
+    </w:p>
+    <w:p ns2:paraId="1AC62A29" ns2:textId="77777777">
       <w:pPr>
         <w:pStyle w:val="BodyText"/>
         <w:spacing w:before="7"/>
@@ -309,7 +309,7 @@
         </w:rPr>
       </w:pPr>
     </w:p>
-    <w:p>
+    <w:p ns2:paraId="3F4C380B" ns2:textId="77777777">
       <w:pPr>
         <w:pStyle w:val="Heading1"/>
         <w:rPr>
@@ -323,17 +323,17 @@
         <w:t>Treasurer</w:t>
       </w:r>
     </w:p>
-    <w:p>
+    <w:p ns2:paraId="6A0ECCF8" ns2:textId="77777777">
       <w:pPr>
         <w:pStyle w:val="BodyText"/>
         <w:spacing w:before="2"/>
         <w:ind w:left="540"/>
       </w:pPr>
       <w:r>
-        <w:t>Jane Doe</w:t>
-      </w:r>
-    </w:p>
-    <w:p>
+        <w:t>{Treas}</w:t>
+      </w:r>
+    </w:p>
+    <w:p ns2:paraId="54DA312A" ns2:textId="77777777">
       <w:pPr>
         <w:pStyle w:val="BodyText"/>
         <w:rPr>
@@ -341,7 +341,7 @@
         </w:rPr>
       </w:pPr>
     </w:p>
-    <w:p>
+    <w:p ns2:paraId="519D07C0" ns2:textId="77777777">
       <w:pPr>
         <w:pStyle w:val="Heading1"/>
         <w:spacing w:before="1" w:line="251" w:lineRule="exact"/>
@@ -356,17 +356,17 @@
         <w:t>Sergeant at Arms</w:t>
       </w:r>
     </w:p>
-    <w:p>
+    <w:p ns2:paraId="103F3562" ns2:textId="77777777">
       <w:pPr>
         <w:pStyle w:val="BodyText"/>
         <w:spacing w:line="251" w:lineRule="exact"/>
         <w:ind w:left="540"/>
       </w:pPr>
       <w:r>
-        <w:t>John Doe</w:t>
-      </w:r>
-    </w:p>
-    <w:p>
+        <w:t>{SAA}</w:t>
+      </w:r>
+    </w:p>
+    <w:p ns2:paraId="63EFA1E7" ns2:textId="77777777">
       <w:pPr>
         <w:pStyle w:val="BodyText"/>
         <w:rPr>
@@ -374,7 +374,7 @@
         </w:rPr>
       </w:pPr>
     </w:p>
-    <w:p>
+    <w:p ns2:paraId="7B2308AF" ns2:textId="77777777">
       <w:pPr>
         <w:pStyle w:val="BodyText"/>
         <w:spacing w:before="1"/>
@@ -383,27 +383,27 @@
         </w:rPr>
       </w:pPr>
     </w:p>
-    <w:p>
+    <w:p ns2:paraId="0A1125C0" ns2:textId="77777777">
       <w:pPr>
         <w:pStyle w:val="BodyText"/>
         <w:spacing w:line="242" w:lineRule="auto"/>
         <w:ind w:left="540" w:right="1034"/>
       </w:pPr>
       <w:r>
-        <w:t>We meet every day of the week</w:t>
-      </w:r>
-    </w:p>
-    <w:p>
+        <w:t>We meet {Days}</w:t>
+      </w:r>
+    </w:p>
+    <w:p ns2:paraId="4EE1FA1C" ns2:textId="77777777">
       <w:pPr>
         <w:pStyle w:val="BodyText"/>
         <w:spacing w:line="247" w:lineRule="exact"/>
         <w:ind w:left="540"/>
       </w:pPr>
       <w:r>
-        <w:t>from 00:00 to 00:00</w:t>
-      </w:r>
-    </w:p>
-    <w:p>
+        <w:t>from {Start} to {End}</w:t>
+      </w:r>
+    </w:p>
+    <w:p ns2:paraId="4E44E953" ns2:textId="77777777">
       <w:pPr>
         <w:pStyle w:val="BodyText"/>
         <w:spacing w:before="4"/>
@@ -412,7 +412,7 @@
         </w:rPr>
       </w:pPr>
     </w:p>
-    <w:p>
+    <w:p ns2:paraId="44B7F73C" ns2:textId="77777777">
       <w:pPr>
         <w:pStyle w:val="BodyText"/>
         <w:spacing w:line="242" w:lineRule="auto"/>
@@ -421,15 +421,17 @@
       <w:r>
         <w:t xml:space="preserve">Location can be found on our website </w:t>
       </w:r>
-      <w:r>
-        <w:rPr>
-          <w:color w:val="0000FF"/>
-          <w:u w:val="single" w:color="0000FF"/>
-        </w:rPr>
-        <w:t>www.oursite.org</w:t>
-      </w:r>
-    </w:p>
-    <w:p>
+      <w:hyperlink r:id="rIdAgendaClubWebsite">
+        <w:r>
+          <w:rPr>
+            <w:color w:val="0000FF"/>
+            <w:u w:val="single" w:color="0000FF"/>
+          </w:rPr>
+          <w:t>{Website}</w:t>
+        </w:r>
+      </w:hyperlink>
+    </w:p>
+    <w:p ns2:paraId="609489B8" ns2:textId="77777777">
       <w:pPr>
         <w:pStyle w:val="BodyText"/>
         <w:spacing w:before="2"/>
@@ -438,7 +440,7 @@
         </w:rPr>
       </w:pPr>
     </w:p>
-    <w:p>
+    <w:p ns2:paraId="3D743847" ns2:textId="77777777">
       <w:pPr>
         <w:pStyle w:val="BodyText"/>
         <w:ind w:left="540" w:right="398"/>
@@ -456,7 +458,7 @@
         </w:r>
       </w:hyperlink>
     </w:p>
-    <w:p>
+    <w:p ns2:paraId="2E9FCCDE" ns2:textId="77777777">
       <w:pPr>
         <w:pStyle w:val="BodyText"/>
         <w:rPr>
@@ -464,7 +466,7 @@
         </w:rPr>
       </w:pPr>
     </w:p>
-    <w:p>
+    <w:p ns2:paraId="438328A8" ns2:textId="77777777">
       <w:pPr>
         <w:pStyle w:val="BodyText"/>
         <w:spacing w:before="6"/>
@@ -473,7 +475,7 @@
         </w:rPr>
       </w:pPr>
     </w:p>
-    <w:p>
+    <w:p ns2:paraId="19BB7DDD" ns2:textId="77777777">
       <w:pPr>
         <w:pStyle w:val="Heading1"/>
         <w:spacing w:line="251" w:lineRule="exact"/>
@@ -482,7 +484,7 @@
         <w:t>Club Mission</w:t>
       </w:r>
     </w:p>
-    <w:p>
+    <w:p ns2:paraId="48D8500A" ns2:textId="77777777">
       <w:pPr>
         <w:pStyle w:val="BodyText"/>
         <w:ind w:left="540" w:right="19"/>
@@ -491,7 +493,7 @@
         <w:t>We provide a supportive and positive learning experience in which members are empowered to develop communication and leadership skills, resulting in greater</w:t>
       </w:r>
     </w:p>
-    <w:p>
+    <w:p ns2:paraId="2D8377C9" ns2:textId="77777777">
       <w:pPr>
         <w:pStyle w:val="BodyText"/>
         <w:spacing w:line="242" w:lineRule="auto"/>
@@ -501,7 +503,7 @@
         <w:t>self-confidence and personal growth.</w:t>
       </w:r>
     </w:p>
-    <w:p>
+    <w:p ns2:paraId="27971FEE" ns2:textId="77777777">
       <w:pPr>
         <w:tabs>
           <w:tab w:val="left" w:pos="1260"/>
@@ -518,7 +520,7 @@
         <w:rPr>
           <w:b/>
         </w:rPr>
-        <w:t>7:00</w:t>
+        <w:t>{Start}</w:t>
       </w:r>
       <w:r>
         <w:rPr>
@@ -560,7 +562,7 @@
         <w:tab/>
       </w:r>
       <w:r>
-        <w:t>John Doe Chair’s</w:t>
+        <w:t>{Chair} Chair’s</w:t>
       </w:r>
       <w:r>
         <w:rPr>
@@ -576,22 +578,22 @@
       </w:r>
       <w:r>
         <w:tab/>
-        <w:t>John</w:t>
+        <w:t>{Chair}</w:t>
       </w:r>
       <w:r>
         <w:rPr>
           <w:spacing w:val="2"/>
         </w:rPr>
-        <w:t xml:space="preserve"> </w:t>
+        <w:t xml:space="preserve"/>
       </w:r>
       <w:r>
         <w:rPr>
           <w:spacing w:val="-8"/>
         </w:rPr>
-        <w:t>Doe</w:t>
-      </w:r>
-    </w:p>
-    <w:p>
+        <w:t/>
+      </w:r>
+    </w:p>
+    <w:p ns2:paraId="6BB0B2FE" ns2:textId="77777777">
       <w:pPr>
         <w:pStyle w:val="BodyText"/>
         <w:tabs>
@@ -605,77 +607,77 @@
         <w:rPr>
           <w:noProof/>
         </w:rPr>
-        <mc:AlternateContent>
-          <mc:Choice Requires="wps">
+        <ns1:AlternateContent>
+          <ns1:Choice Requires="wps">
             <w:drawing>
-              <wp:anchor distT="0" distB="0" distL="114300" distR="114300" simplePos="0" relativeHeight="1072" behindDoc="0" locked="0" layoutInCell="1" allowOverlap="1" wp14:anchorId="1C813F12" wp14:editId="255D6005">
-                <wp:simplePos x="0" y="0"/>
-                <wp:positionH relativeFrom="page">
-                  <wp:posOffset>2323465</wp:posOffset>
-                </wp:positionH>
-                <wp:positionV relativeFrom="paragraph">
-                  <wp:posOffset>-323850</wp:posOffset>
-                </wp:positionV>
-                <wp:extent cx="0" cy="7705090"/>
-                <wp:effectExtent l="0" t="0" r="0" b="3810"/>
-                <wp:wrapNone/>
-                <wp:docPr id="2" name="Line 3"/>
-                <wp:cNvGraphicFramePr>
-                  <a:graphicFrameLocks xmlns:a="http://schemas.openxmlformats.org/drawingml/2006/main"/>
-                </wp:cNvGraphicFramePr>
-                <a:graphic xmlns:a="http://schemas.openxmlformats.org/drawingml/2006/main">
-                  <a:graphicData uri="http://schemas.microsoft.com/office/word/2010/wordprocessingShape">
-                    <wps:wsp>
-                      <wps:cNvCnPr>
-                        <a:cxnSpLocks/>
-                      </wps:cNvCnPr>
-                      <wps:spPr bwMode="auto">
-                        <a:xfrm>
-                          <a:off x="0" y="0"/>
-                          <a:ext cx="0" cy="7705090"/>
-                        </a:xfrm>
-                        <a:prstGeom prst="line">
-                          <a:avLst/>
-                        </a:prstGeom>
-                        <a:noFill/>
-                        <a:ln w="9525">
-                          <a:solidFill>
-                            <a:srgbClr val="000000"/>
-                          </a:solidFill>
-                          <a:round/>
-                          <a:headEnd/>
-                          <a:tailEnd/>
-                        </a:ln>
-                        <a:extLst>
-                          <a:ext uri="{909E8E84-426E-40DD-AFC4-6F175D3DCCD1}">
-                            <a14:hiddenFill xmlns:a14="http://schemas.microsoft.com/office/drawing/2010/main">
-                              <a:noFill/>
-                            </a14:hiddenFill>
-                          </a:ext>
-                        </a:extLst>
-                      </wps:spPr>
-                      <wps:bodyPr/>
-                    </wps:wsp>
-                  </a:graphicData>
-                </a:graphic>
-                <wp14:sizeRelH relativeFrom="page">
-                  <wp14:pctWidth>0</wp14:pctWidth>
-                </wp14:sizeRelH>
-                <wp14:sizeRelV relativeFrom="page">
-                  <wp14:pctHeight>0</wp14:pctHeight>
-                </wp14:sizeRelV>
-              </wp:anchor>
+              <ns4:anchor distT="0" distB="0" distL="114300" distR="114300" simplePos="0" relativeHeight="1072" behindDoc="0" locked="0" layoutInCell="1" allowOverlap="1" ns5:anchorId="1C813F12" ns5:editId="255D6005">
+                <ns4:simplePos x="0" y="0"/>
+                <ns4:positionH relativeFrom="page">
+                  <ns4:posOffset>2323465</ns4:posOffset>
+                </ns4:positionH>
+                <ns4:positionV relativeFrom="paragraph">
+                  <ns4:posOffset>-323850</ns4:posOffset>
+                </ns4:positionV>
+                <ns4:extent cx="0" cy="7705090"/>
+                <ns4:effectExtent l="0" t="0" r="0" b="3810"/>
+                <ns4:wrapNone/>
+                <ns4:docPr id="2" name="Line 3"/>
+                <ns4:cNvGraphicFramePr>
+                  <ns6:graphicFrameLocks/>
+                </ns4:cNvGraphicFramePr>
+                <ns6:graphic>
+                  <ns6:graphicData uri="http://schemas.microsoft.com/office/word/2010/wordprocessingShape">
+                    <ns7:wsp>
+                      <ns7:cNvCnPr>
+                        <ns6:cxnSpLocks/>
+                      </ns7:cNvCnPr>
+                      <ns7:spPr bwMode="auto">
+                        <ns6:xfrm>
+                          <ns6:off x="0" y="0"/>
+                          <ns6:ext cx="0" cy="7705090"/>
+                        </ns6:xfrm>
+                        <ns6:prstGeom prst="line">
+                          <ns6:avLst/>
+                        </ns6:prstGeom>
+                        <ns6:noFill/>
+                        <ns6:ln w="9525">
+                          <ns6:solidFill>
+                            <ns6:srgbClr val="000000"/>
+                          </ns6:solidFill>
+                          <ns6:round/>
+                          <ns6:headEnd/>
+                          <ns6:tailEnd/>
+                        </ns6:ln>
+                        <ns6:extLst>
+                          <ns6:ext uri="{909E8E84-426E-40DD-AFC4-6F175D3DCCD1}">
+                            <ns8:hiddenFill>
+                              <ns6:noFill/>
+                            </ns8:hiddenFill>
+                          </ns6:ext>
+                        </ns6:extLst>
+                      </ns7:spPr>
+                      <ns7:bodyPr/>
+                    </ns7:wsp>
+                  </ns6:graphicData>
+                </ns6:graphic>
+                <ns5:sizeRelH relativeFrom="page">
+                  <ns5:pctWidth>0</ns5:pctWidth>
+                </ns5:sizeRelH>
+                <ns5:sizeRelV relativeFrom="page">
+                  <ns5:pctHeight>0</ns5:pctHeight>
+                </ns5:sizeRelV>
+              </ns4:anchor>
             </w:drawing>
-          </mc:Choice>
-          <mc:Fallback>
+          </ns1:Choice>
+          <ns1:Fallback>
             <w:pict>
-              <v:line w14:anchorId="5BA1A6DD" id="Line 3" o:spid="_x0000_s1026" style="position:absolute;z-index:1072;visibility:visible;mso-wrap-style:square;mso-width-percent:0;mso-height-percent:0;mso-wrap-distance-left:9pt;mso-wrap-distance-top:0;mso-wrap-distance-right:9pt;mso-wrap-distance-bottom:0;mso-position-horizontal:absolute;mso-position-horizontal-relative:page;mso-position-vertical:absolute;mso-position-vertical-relative:text;mso-width-percent:0;mso-height-percent:0;mso-width-relative:page;mso-height-relative:page" from="182.95pt,-25.5pt" to="182.95pt,581.2pt" o:gfxdata="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">
-                <o:lock v:ext="edit" shapetype="f"/>
-                <w10:wrap anchorx="page"/>
-              </v:line>
+              <ns9:line ns2:anchorId="5BA1A6DD" id="Line 3" ns10:spid="_x0000_s1026" style="position:absolute;z-index:1072;visibility:visible;mso-wrap-style:square;mso-width-percent:0;mso-height-percent:0;mso-wrap-distance-left:9pt;mso-wrap-distance-top:0;mso-wrap-distance-right:9pt;mso-wrap-distance-bottom:0;mso-position-horizontal:absolute;mso-position-horizontal-relative:page;mso-position-vertical:absolute;mso-position-vertical-relative:text;mso-width-percent:0;mso-height-percent:0;mso-width-relative:page;mso-height-relative:page" from="182.95pt,-25.5pt" to="182.95pt,581.2pt" ns10:gfxdata="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">
+                <ns10:lock ns9:ext="edit" shapetype="f"/>
+                <ns11:wrap anchorx="page"/>
+              </ns9:line>
             </w:pict>
-          </mc:Fallback>
-        </mc:AlternateContent>
+          </ns1:Fallback>
+        </ns1:AlternateContent>
       </w:r>
       <w:r>
         <w:t>Invocation and</w:t>
@@ -700,19 +702,19 @@
       </w:r>
       <w:r>
         <w:tab/>
-        <w:t>John</w:t>
+        <w:t>{Inv}</w:t>
       </w:r>
       <w:r>
         <w:rPr>
           <w:spacing w:val="-3"/>
         </w:rPr>
-        <w:t xml:space="preserve"> </w:t>
-      </w:r>
-      <w:r>
-        <w:t>Doe</w:t>
-      </w:r>
-    </w:p>
-    <w:p>
+        <w:t xml:space="preserve"/>
+      </w:r>
+      <w:r>
+        <w:t/>
+      </w:r>
+    </w:p>
+    <w:p ns2:paraId="74CFA9B0" ns2:textId="77777777">
       <w:pPr>
         <w:pStyle w:val="BodyText"/>
         <w:tabs>
@@ -736,19 +738,19 @@
       </w:r>
       <w:r>
         <w:tab/>
-        <w:t>Jane</w:t>
+        <w:t>{Guest}</w:t>
       </w:r>
       <w:r>
         <w:rPr>
           <w:spacing w:val="-3"/>
         </w:rPr>
-        <w:t xml:space="preserve"> </w:t>
-      </w:r>
-      <w:r>
-        <w:t>Doe</w:t>
-      </w:r>
-    </w:p>
-    <w:p>
+        <w:t xml:space="preserve"/>
+      </w:r>
+      <w:r>
+        <w:t/>
+      </w:r>
+    </w:p>
+    <w:p ns2:paraId="5DADC909" ns2:textId="77777777">
       <w:pPr>
         <w:pStyle w:val="BodyText"/>
         <w:spacing w:before="5"/>
@@ -759,7 +761,7 @@
       <w:bookmarkStart w:id="0" w:name="_GoBack"/>
       <w:bookmarkEnd w:id="0"/>
     </w:p>
-    <w:p>
+    <w:p ns2:paraId="6F064119" ns2:textId="77777777">
       <w:pPr>
         <w:pStyle w:val="Heading1"/>
         <w:tabs>
@@ -767,7 +769,7 @@
         </w:tabs>
       </w:pPr>
       <w:r>
-        <w:t>7:05</w:t>
+        <w:t>{T1}</w:t>
       </w:r>
       <w:r>
         <w:tab/>
@@ -792,7 +794,7 @@
         <w:t>Day</w:t>
       </w:r>
     </w:p>
-    <w:p>
+    <w:p ns2:paraId="5DFC4C53" ns2:textId="77777777">
       <w:pPr>
         <w:pStyle w:val="BodyText"/>
         <w:tabs>
@@ -825,19 +827,19 @@
       </w:r>
       <w:r>
         <w:tab/>
-        <w:t>Jane</w:t>
+        <w:t>{TM}</w:t>
       </w:r>
       <w:r>
         <w:rPr>
           <w:spacing w:val="1"/>
         </w:rPr>
-        <w:t xml:space="preserve"> </w:t>
-      </w:r>
-      <w:r>
-        <w:t>Doe</w:t>
-      </w:r>
-    </w:p>
-    <w:p>
+        <w:t xml:space="preserve"/>
+      </w:r>
+      <w:r>
+        <w:t/>
+      </w:r>
+    </w:p>
+    <w:p ns2:paraId="3308E9E4" ns2:textId="77777777">
       <w:pPr>
         <w:pStyle w:val="BodyText"/>
         <w:tabs>
@@ -870,13 +872,13 @@
       </w:r>
       <w:r>
         <w:tab/>
-        <w:t xml:space="preserve">John </w:t>
+        <w:t xml:space="preserve">{Joke}</w:t>
       </w:r>
       <w:r>
         <w:rPr>
           <w:spacing w:val="-8"/>
         </w:rPr>
-        <w:t xml:space="preserve">Doe </w:t>
+        <w:t xml:space="preserve"> </w:t>
       </w:r>
       <w:r>
         <w:t>Returns control to the Toastmaster of the</w:t>
@@ -891,7 +893,7 @@
         <w:t>Day</w:t>
       </w:r>
     </w:p>
-    <w:p>
+    <w:p ns2:paraId="78018C38" ns2:textId="77777777">
       <w:pPr>
         <w:pStyle w:val="BodyText"/>
         <w:rPr>
@@ -899,7 +901,7 @@
         </w:rPr>
       </w:pPr>
     </w:p>
-    <w:p>
+    <w:p ns2:paraId="6E6D299E" ns2:textId="77777777">
       <w:pPr>
         <w:pStyle w:val="Heading1"/>
         <w:tabs>
@@ -907,7 +909,7 @@
         </w:tabs>
       </w:pPr>
       <w:r>
-        <w:t>7:10</w:t>
+        <w:t>{T2}</w:t>
       </w:r>
       <w:r>
         <w:tab/>
@@ -923,7 +925,7 @@
         <w:t>Roles</w:t>
       </w:r>
     </w:p>
-    <w:p>
+    <w:p ns2:paraId="6CE2742D" ns2:textId="77777777">
       <w:pPr>
         <w:pStyle w:val="BodyText"/>
         <w:tabs>
@@ -938,19 +940,19 @@
       </w:r>
       <w:r>
         <w:tab/>
-        <w:t>Jane</w:t>
+        <w:t>{Ah}</w:t>
       </w:r>
       <w:r>
         <w:rPr>
           <w:spacing w:val="-4"/>
         </w:rPr>
-        <w:t xml:space="preserve"> </w:t>
-      </w:r>
-      <w:r>
-        <w:t>Doe</w:t>
-      </w:r>
-    </w:p>
-    <w:p>
+        <w:t xml:space="preserve"/>
+      </w:r>
+      <w:r>
+        <w:t/>
+      </w:r>
+    </w:p>
+    <w:p ns2:paraId="468FE433" ns2:textId="77777777">
       <w:pPr>
         <w:pStyle w:val="BodyText"/>
         <w:tabs>
@@ -965,19 +967,19 @@
       </w:r>
       <w:r>
         <w:tab/>
-        <w:t>Jane</w:t>
+        <w:t>{Gram}</w:t>
       </w:r>
       <w:r>
         <w:rPr>
           <w:spacing w:val="-4"/>
         </w:rPr>
-        <w:t xml:space="preserve"> </w:t>
-      </w:r>
-      <w:r>
-        <w:t>Doe</w:t>
-      </w:r>
-    </w:p>
-    <w:p>
+        <w:t xml:space="preserve"/>
+      </w:r>
+      <w:r>
+        <w:t/>
+      </w:r>
+    </w:p>
+    <w:p ns2:paraId="19324A20" ns2:textId="77777777">
       <w:pPr>
         <w:pStyle w:val="BodyText"/>
         <w:tabs>
@@ -992,19 +994,19 @@
       </w:r>
       <w:r>
         <w:tab/>
-        <w:t>Jane</w:t>
+        <w:t>{Timer}</w:t>
       </w:r>
       <w:r>
         <w:rPr>
           <w:spacing w:val="-4"/>
         </w:rPr>
-        <w:t xml:space="preserve"> </w:t>
-      </w:r>
-      <w:r>
-        <w:t>Doe</w:t>
-      </w:r>
-    </w:p>
-    <w:p>
+        <w:t xml:space="preserve"/>
+      </w:r>
+      <w:r>
+        <w:t/>
+      </w:r>
+    </w:p>
+    <w:p ns2:paraId="3952800C" ns2:textId="77777777">
       <w:pPr>
         <w:pStyle w:val="BodyText"/>
         <w:tabs>
@@ -1028,19 +1030,19 @@
       </w:r>
       <w:r>
         <w:tab/>
-        <w:t>John</w:t>
+        <w:t>{GE}</w:t>
       </w:r>
       <w:r>
         <w:rPr>
           <w:spacing w:val="-3"/>
         </w:rPr>
-        <w:t xml:space="preserve"> </w:t>
-      </w:r>
-      <w:r>
-        <w:t>Doe</w:t>
-      </w:r>
-    </w:p>
-    <w:p>
+        <w:t xml:space="preserve"/>
+      </w:r>
+      <w:r>
+        <w:t/>
+      </w:r>
+    </w:p>
+    <w:p ns2:paraId="2D071EB5" ns2:textId="77777777">
       <w:pPr>
         <w:pStyle w:val="BodyText"/>
         <w:tabs>
@@ -1064,19 +1066,19 @@
       </w:r>
       <w:r>
         <w:tab/>
-        <w:t>Jane</w:t>
+        <w:t>{Eval1}</w:t>
       </w:r>
       <w:r>
         <w:rPr>
           <w:spacing w:val="-3"/>
         </w:rPr>
-        <w:t xml:space="preserve"> </w:t>
-      </w:r>
-      <w:r>
-        <w:t>Doe</w:t>
-      </w:r>
-    </w:p>
-    <w:p>
+        <w:t xml:space="preserve"/>
+      </w:r>
+      <w:r>
+        <w:t/>
+      </w:r>
+    </w:p>
+    <w:p ns2:paraId="0531D123" ns2:textId="77777777">
       <w:pPr>
         <w:pStyle w:val="BodyText"/>
         <w:tabs>
@@ -1091,19 +1093,19 @@
       </w:r>
       <w:r>
         <w:tab/>
-        <w:t>John</w:t>
+        <w:t>{Eval2}</w:t>
       </w:r>
       <w:r>
         <w:rPr>
           <w:spacing w:val="-3"/>
         </w:rPr>
-        <w:t xml:space="preserve"> </w:t>
-      </w:r>
-      <w:r>
-        <w:t>Doe</w:t>
-      </w:r>
-    </w:p>
-    <w:p>
+        <w:t xml:space="preserve"/>
+      </w:r>
+      <w:r>
+        <w:t/>
+      </w:r>
+    </w:p>
+    <w:p ns2:paraId="6330D4D9" ns2:textId="77777777">
       <w:pPr>
         <w:pStyle w:val="BodyText"/>
         <w:tabs>
@@ -1127,19 +1129,19 @@
       </w:r>
       <w:r>
         <w:tab/>
-        <w:t>Jane</w:t>
+        <w:t>{Eval3}</w:t>
       </w:r>
       <w:r>
         <w:rPr>
           <w:spacing w:val="-3"/>
         </w:rPr>
-        <w:t xml:space="preserve"> </w:t>
-      </w:r>
-      <w:r>
-        <w:t>Doe</w:t>
-      </w:r>
-    </w:p>
-    <w:p>
+        <w:t xml:space="preserve"/>
+      </w:r>
+      <w:r>
+        <w:t/>
+      </w:r>
+    </w:p>
+    <w:p ns2:paraId="63627E51" ns2:textId="77777777">
       <w:pPr>
         <w:pStyle w:val="BodyText"/>
         <w:spacing w:before="9"/>
@@ -1148,7 +1150,7 @@
         </w:rPr>
       </w:pPr>
     </w:p>
-    <w:p>
+    <w:p ns2:paraId="5494E26F" ns2:textId="77777777">
       <w:pPr>
         <w:pStyle w:val="Heading1"/>
         <w:tabs>
@@ -1157,7 +1159,7 @@
         <w:spacing w:line="251" w:lineRule="exact"/>
       </w:pPr>
       <w:r>
-        <w:t>7:17</w:t>
+        <w:t>{T3}</w:t>
       </w:r>
       <w:r>
         <w:tab/>
@@ -1173,7 +1175,7 @@
         <w:t>Speakers</w:t>
       </w:r>
     </w:p>
-    <w:p>
+    <w:p ns2:paraId="6EBFA393" ns2:textId="77777777">
       <w:pPr>
         <w:pStyle w:val="BodyText"/>
         <w:tabs>
@@ -1193,32 +1195,32 @@
         <w:t xml:space="preserve"> </w:t>
       </w:r>
       <w:r>
-        <w:t>(5-7</w:t>
+        <w:t>({S1 time}</w:t>
       </w:r>
       <w:r>
         <w:rPr>
           <w:spacing w:val="-4"/>
         </w:rPr>
-        <w:t xml:space="preserve"> </w:t>
-      </w:r>
-      <w:r>
-        <w:t>minutes)</w:t>
-      </w:r>
-      <w:r>
-        <w:tab/>
-        <w:t>Jane</w:t>
+        <w:t xml:space="preserve"/>
+      </w:r>
+      <w:r>
+        <w:t>)</w:t>
+      </w:r>
+      <w:r>
+        <w:tab/>
+        <w:t>{Spkr1}</w:t>
       </w:r>
       <w:r>
         <w:rPr>
           <w:spacing w:val="-4"/>
         </w:rPr>
-        <w:t xml:space="preserve"> </w:t>
-      </w:r>
-      <w:r>
-        <w:t>Doe</w:t>
-      </w:r>
-    </w:p>
-    <w:p>
+        <w:t xml:space="preserve"/>
+      </w:r>
+      <w:r>
+        <w:t/>
+      </w:r>
+    </w:p>
+    <w:p ns2:paraId="48F323C8" ns2:textId="77777777">
       <w:pPr>
         <w:pStyle w:val="BodyText"/>
         <w:tabs>
@@ -1238,32 +1240,32 @@
         <w:t xml:space="preserve"> </w:t>
       </w:r>
       <w:r>
-        <w:t>(4-6</w:t>
+        <w:t>({S2 time}</w:t>
       </w:r>
       <w:r>
         <w:rPr>
           <w:spacing w:val="-1"/>
         </w:rPr>
-        <w:t xml:space="preserve"> </w:t>
-      </w:r>
-      <w:r>
-        <w:t>minutes)</w:t>
-      </w:r>
-      <w:r>
-        <w:tab/>
-        <w:t>Jane</w:t>
+        <w:t xml:space="preserve"/>
+      </w:r>
+      <w:r>
+        <w:t>)</w:t>
+      </w:r>
+      <w:r>
+        <w:tab/>
+        <w:t>{Spkr2}</w:t>
       </w:r>
       <w:r>
         <w:rPr>
           <w:spacing w:val="-3"/>
         </w:rPr>
-        <w:t xml:space="preserve"> </w:t>
-      </w:r>
-      <w:r>
-        <w:t>Doe</w:t>
-      </w:r>
-    </w:p>
-    <w:p>
+        <w:t xml:space="preserve"/>
+      </w:r>
+      <w:r>
+        <w:t/>
+      </w:r>
+    </w:p>
+    <w:p ns2:paraId="32B0805B" ns2:textId="77777777">
       <w:pPr>
         <w:pStyle w:val="BodyText"/>
         <w:tabs>
@@ -1283,32 +1285,32 @@
         <w:t xml:space="preserve"> </w:t>
       </w:r>
       <w:r>
-        <w:t>(5-7</w:t>
+        <w:t>({S3 time}</w:t>
       </w:r>
       <w:r>
         <w:rPr>
           <w:spacing w:val="-1"/>
         </w:rPr>
-        <w:t xml:space="preserve"> </w:t>
-      </w:r>
-      <w:r>
-        <w:t>minutes)</w:t>
-      </w:r>
-      <w:r>
-        <w:tab/>
-        <w:t>John</w:t>
+        <w:t xml:space="preserve"/>
+      </w:r>
+      <w:r>
+        <w:t>)</w:t>
+      </w:r>
+      <w:r>
+        <w:tab/>
+        <w:t>{Spkr3}</w:t>
       </w:r>
       <w:r>
         <w:rPr>
           <w:spacing w:val="-3"/>
         </w:rPr>
-        <w:t xml:space="preserve"> </w:t>
-      </w:r>
-      <w:r>
-        <w:t>Doe</w:t>
-      </w:r>
-    </w:p>
-    <w:p>
+        <w:t xml:space="preserve"/>
+      </w:r>
+      <w:r>
+        <w:t/>
+      </w:r>
+    </w:p>
+    <w:p ns2:paraId="3838EE96" ns2:textId="77777777">
       <w:pPr>
         <w:pStyle w:val="BodyText"/>
         <w:tabs>
@@ -1341,13 +1343,13 @@
       </w:r>
       <w:r>
         <w:tab/>
-        <w:t xml:space="preserve">Jane </w:t>
+        <w:t xml:space="preserve">{Timer}</w:t>
       </w:r>
       <w:r>
         <w:rPr>
           <w:spacing w:val="-8"/>
         </w:rPr>
-        <w:t xml:space="preserve">Doe </w:t>
+        <w:t xml:space="preserve"> </w:t>
       </w:r>
       <w:r>
         <w:t>Recap Speakers and Give Reminder to</w:t>
@@ -1362,7 +1364,7 @@
         <w:t>Vote</w:t>
       </w:r>
     </w:p>
-    <w:p>
+    <w:p ns2:paraId="7B25CDED" ns2:textId="77777777">
       <w:pPr>
         <w:pStyle w:val="BodyText"/>
         <w:spacing w:before="4"/>
@@ -1371,7 +1373,7 @@
         </w:rPr>
       </w:pPr>
     </w:p>
-    <w:p>
+    <w:p ns2:paraId="7459EA57" ns2:textId="77777777">
       <w:pPr>
         <w:tabs>
           <w:tab w:val="left" w:pos="1260"/>
@@ -1384,7 +1386,7 @@
         <w:rPr>
           <w:b/>
         </w:rPr>
-        <w:t>7:40</w:t>
+        <w:t>{T4}</w:t>
       </w:r>
       <w:r>
         <w:rPr>
@@ -1428,13 +1430,13 @@
         <w:tab/>
       </w:r>
       <w:r>
-        <w:t xml:space="preserve">Jane </w:t>
+        <w:t xml:space="preserve">{Topics}</w:t>
       </w:r>
       <w:r>
         <w:rPr>
           <w:spacing w:val="-8"/>
         </w:rPr>
-        <w:t xml:space="preserve">Doe </w:t>
+        <w:t xml:space="preserve"> </w:t>
       </w:r>
       <w:r>
         <w:t>Conduct Table Topics</w:t>
@@ -1449,7 +1451,7 @@
         <w:t>Session</w:t>
       </w:r>
     </w:p>
-    <w:p>
+    <w:p ns2:paraId="38800584" ns2:textId="77777777">
       <w:pPr>
         <w:pStyle w:val="BodyText"/>
         <w:tabs>
@@ -1482,13 +1484,13 @@
       </w:r>
       <w:r>
         <w:tab/>
-        <w:t xml:space="preserve">Jane </w:t>
+        <w:t xml:space="preserve">{Timer}</w:t>
       </w:r>
       <w:r>
         <w:rPr>
           <w:spacing w:val="-8"/>
         </w:rPr>
-        <w:t xml:space="preserve">Doe </w:t>
+        <w:t xml:space="preserve"> </w:t>
       </w:r>
       <w:r>
         <w:t>Recap Speakers and Give Reminder to</w:t>
@@ -1503,7 +1505,7 @@
         <w:t>Vote</w:t>
       </w:r>
     </w:p>
-    <w:p>
+    <w:p ns2:paraId="226060D0" ns2:textId="77777777">
       <w:pPr>
         <w:pStyle w:val="BodyText"/>
         <w:spacing w:before="35"/>
@@ -1513,7 +1515,7 @@
         <w:t>Returns control to the Toastmaster of the Day</w:t>
       </w:r>
     </w:p>
-    <w:p>
+    <w:p ns2:paraId="666EC674" ns2:textId="77777777">
       <w:pPr>
         <w:pStyle w:val="BodyText"/>
         <w:spacing w:before="4"/>
@@ -1522,7 +1524,7 @@
         </w:rPr>
       </w:pPr>
     </w:p>
-    <w:p>
+    <w:p ns2:paraId="42C04780" ns2:textId="77777777">
       <w:pPr>
         <w:pStyle w:val="Heading1"/>
         <w:tabs>
@@ -1534,7 +1536,7 @@
         </w:rPr>
       </w:pPr>
       <w:r>
-        <w:t>8:05</w:t>
+        <w:t>{T5}</w:t>
       </w:r>
       <w:r>
         <w:tab/>
@@ -1565,29 +1567,29 @@
         <w:rPr>
           <w:b w:val="0"/>
         </w:rPr>
-        <w:t>Jane</w:t>
+        <w:t>{TM}</w:t>
       </w:r>
       <w:r>
         <w:rPr>
           <w:b w:val="0"/>
           <w:spacing w:val="-3"/>
         </w:rPr>
-        <w:t xml:space="preserve"> </w:t>
+        <w:t xml:space="preserve"/>
       </w:r>
       <w:r>
         <w:rPr>
           <w:b w:val="0"/>
         </w:rPr>
-        <w:t>Doe</w:t>
-      </w:r>
-    </w:p>
-    <w:p>
+        <w:t/>
+      </w:r>
+    </w:p>
+    <w:p ns2:paraId="6583E0E6" ns2:textId="77777777">
       <w:pPr>
         <w:pStyle w:val="BodyText"/>
         <w:spacing w:before="4"/>
       </w:pPr>
     </w:p>
-    <w:p>
+    <w:p ns2:paraId="0F57CADF" ns2:textId="77777777">
       <w:pPr>
         <w:tabs>
           <w:tab w:val="left" w:pos="1260"/>
@@ -1600,7 +1602,7 @@
         <w:rPr>
           <w:b/>
         </w:rPr>
-        <w:t>8:05</w:t>
+        <w:t>{T6}</w:t>
       </w:r>
       <w:r>
         <w:rPr>
@@ -1642,19 +1644,19 @@
         <w:tab/>
       </w:r>
       <w:r>
-        <w:t>John</w:t>
+        <w:t>{GE}</w:t>
       </w:r>
       <w:r>
         <w:rPr>
           <w:spacing w:val="-4"/>
         </w:rPr>
-        <w:t xml:space="preserve"> </w:t>
-      </w:r>
-      <w:r>
-        <w:t>Doe</w:t>
-      </w:r>
-    </w:p>
-    <w:p>
+        <w:t xml:space="preserve"/>
+      </w:r>
+      <w:r>
+        <w:t/>
+      </w:r>
+    </w:p>
+    <w:p ns2:paraId="360E9565" ns2:textId="77777777">
       <w:pPr>
         <w:pStyle w:val="BodyText"/>
         <w:spacing w:before="10"/>
@@ -1663,7 +1665,7 @@
         </w:rPr>
       </w:pPr>
     </w:p>
-    <w:p>
+    <w:p ns2:paraId="688608FF" ns2:textId="77777777">
       <w:pPr>
         <w:pStyle w:val="BodyText"/>
         <w:tabs>
@@ -1682,26 +1684,26 @@
         <w:t xml:space="preserve"> </w:t>
       </w:r>
       <w:r>
-        <w:t>(2-3</w:t>
+        <w:t>({E1 time}</w:t>
       </w:r>
       <w:r>
         <w:rPr>
           <w:spacing w:val="1"/>
         </w:rPr>
-        <w:t xml:space="preserve"> </w:t>
-      </w:r>
-      <w:r>
-        <w:t>Minutes)</w:t>
-      </w:r>
-      <w:r>
-        <w:tab/>
-        <w:t xml:space="preserve">Jane </w:t>
+        <w:t xml:space="preserve"/>
+      </w:r>
+      <w:r>
+        <w:t>)</w:t>
+      </w:r>
+      <w:r>
+        <w:tab/>
+        <w:t xml:space="preserve">{Eval1}</w:t>
       </w:r>
       <w:r>
         <w:rPr>
           <w:spacing w:val="-8"/>
         </w:rPr>
-        <w:t xml:space="preserve">Doe </w:t>
+        <w:t xml:space="preserve"> </w:t>
       </w:r>
       <w:r>
         <w:t>Second Speaker’s Evaluation</w:t>
@@ -1713,26 +1715,26 @@
         <w:t xml:space="preserve"> </w:t>
       </w:r>
       <w:r>
-        <w:t>(2-3</w:t>
+        <w:t>({E2 time}</w:t>
       </w:r>
       <w:r>
         <w:rPr>
           <w:spacing w:val="-1"/>
         </w:rPr>
-        <w:t xml:space="preserve"> </w:t>
-      </w:r>
-      <w:r>
-        <w:t>Minutes)</w:t>
-      </w:r>
-      <w:r>
-        <w:tab/>
-        <w:t xml:space="preserve">John </w:t>
+        <w:t xml:space="preserve"/>
+      </w:r>
+      <w:r>
+        <w:t>)</w:t>
+      </w:r>
+      <w:r>
+        <w:tab/>
+        <w:t xml:space="preserve">{Eval2}</w:t>
       </w:r>
       <w:r>
         <w:rPr>
           <w:spacing w:val="-8"/>
         </w:rPr>
-        <w:t xml:space="preserve">Doe </w:t>
+        <w:t xml:space="preserve"> </w:t>
       </w:r>
       <w:r>
         <w:t>Third Speaker’s Evaluation</w:t>
@@ -1744,26 +1746,26 @@
         <w:t xml:space="preserve"> </w:t>
       </w:r>
       <w:r>
-        <w:t>(2-3</w:t>
+        <w:t>({E3 time}</w:t>
       </w:r>
       <w:r>
         <w:rPr>
           <w:spacing w:val="-1"/>
         </w:rPr>
-        <w:t xml:space="preserve"> </w:t>
-      </w:r>
-      <w:r>
-        <w:t>Minutes)</w:t>
-      </w:r>
-      <w:r>
-        <w:tab/>
-        <w:t xml:space="preserve">Jane </w:t>
+        <w:t xml:space="preserve"/>
+      </w:r>
+      <w:r>
+        <w:t>)</w:t>
+      </w:r>
+      <w:r>
+        <w:tab/>
+        <w:t xml:space="preserve">{Eval3}</w:t>
       </w:r>
       <w:r>
         <w:rPr>
           <w:spacing w:val="-8"/>
         </w:rPr>
-        <w:t xml:space="preserve">Doe </w:t>
+        <w:t xml:space="preserve"> </w:t>
       </w:r>
       <w:r>
         <w:t>Recap Evaluators and Call for Submission of</w:t>
@@ -1778,7 +1780,7 @@
         <w:t>Votes</w:t>
       </w:r>
     </w:p>
-    <w:p>
+    <w:p ns2:paraId="79141F83" ns2:textId="77777777">
       <w:pPr>
         <w:jc w:val="both"/>
         <w:sectPr>
@@ -1792,7 +1794,7 @@
         </w:sectPr>
       </w:pPr>
     </w:p>
-    <w:p>
+    <w:p ns2:paraId="1409CE9E" ns2:textId="77777777">
       <w:pPr>
         <w:pStyle w:val="BodyText"/>
         <w:ind w:left="119"/>
@@ -1801,7 +1803,7 @@
         </w:rPr>
       </w:pPr>
     </w:p>
-    <w:p>
+    <w:p ns2:paraId="574837C6" ns2:textId="77777777">
       <w:pPr>
         <w:pStyle w:val="BodyText"/>
         <w:ind w:left="119"/>
@@ -1810,7 +1812,7 @@
         </w:rPr>
       </w:pPr>
     </w:p>
-    <w:p>
+    <w:p ns2:paraId="08907F80" ns2:textId="77777777">
       <w:pPr>
         <w:pStyle w:val="BodyText"/>
         <w:ind w:left="119"/>
@@ -1819,7 +1821,7 @@
         </w:rPr>
       </w:pPr>
     </w:p>
-    <w:p>
+    <w:p ns2:paraId="2A77F970" ns2:textId="77777777">
       <w:pPr>
         <w:pStyle w:val="BodyText"/>
         <w:ind w:left="119"/>
@@ -1828,7 +1830,7 @@
         </w:rPr>
       </w:pPr>
     </w:p>
-    <w:p>
+    <w:p ns2:paraId="57A91068" ns2:textId="77777777">
       <w:pPr>
         <w:pStyle w:val="BodyText"/>
         <w:ind w:left="119"/>
@@ -1837,7 +1839,7 @@
         </w:rPr>
       </w:pPr>
     </w:p>
-    <w:p>
+    <w:p ns2:paraId="0BE75401" ns2:textId="77777777">
       <w:pPr>
         <w:pStyle w:val="BodyText"/>
         <w:ind w:left="119"/>
@@ -1846,7 +1848,7 @@
         </w:rPr>
       </w:pPr>
     </w:p>
-    <w:p>
+    <w:p ns2:paraId="448E6542" ns2:textId="77777777">
       <w:pPr>
         <w:pStyle w:val="BodyText"/>
         <w:ind w:left="119"/>
@@ -1855,7 +1857,7 @@
         </w:rPr>
       </w:pPr>
     </w:p>
-    <w:p>
+    <w:p ns2:paraId="25CF65FA" ns2:textId="77777777">
       <w:pPr>
         <w:pStyle w:val="BodyText"/>
         <w:ind w:left="119"/>
@@ -1864,7 +1866,7 @@
         </w:rPr>
       </w:pPr>
     </w:p>
-    <w:p>
+    <w:p ns2:paraId="2087E8DC" ns2:textId="77777777">
       <w:pPr>
         <w:pStyle w:val="BodyText"/>
         <w:rPr>
@@ -1872,7 +1874,7 @@
         </w:rPr>
       </w:pPr>
     </w:p>
-    <w:p>
+    <w:p ns2:paraId="18FD0CE0" ns2:textId="77777777">
       <w:pPr>
         <w:rPr>
           <w:sz w:val="20"/>
@@ -1884,7 +1886,7 @@
         </w:sectPr>
       </w:pPr>
     </w:p>
-    <w:p>
+    <w:p ns2:paraId="3EE3B5C2" ns2:textId="77777777">
       <w:pPr>
         <w:pStyle w:val="BodyText"/>
         <w:spacing w:before="6"/>
@@ -1893,7 +1895,7 @@
         </w:rPr>
       </w:pPr>
     </w:p>
-    <w:p>
+    <w:p ns2:paraId="40C098C9" ns2:textId="77777777">
       <w:pPr>
         <w:pStyle w:val="Heading1"/>
         <w:spacing w:line="251" w:lineRule="exact"/>
@@ -1910,17 +1912,17 @@
         <w:t>President</w:t>
       </w:r>
     </w:p>
-    <w:p>
+    <w:p ns2:paraId="37B23189" ns2:textId="77777777">
       <w:pPr>
         <w:pStyle w:val="BodyText"/>
         <w:spacing w:line="251" w:lineRule="exact"/>
         <w:ind w:left="540"/>
       </w:pPr>
       <w:r>
-        <w:t>John Doe</w:t>
-      </w:r>
-    </w:p>
-    <w:p>
+        <w:t>{Pres}</w:t>
+      </w:r>
+    </w:p>
+    <w:p ns2:paraId="4A23186E" ns2:textId="77777777">
       <w:pPr>
         <w:pStyle w:val="BodyText"/>
         <w:rPr>
@@ -1928,7 +1930,7 @@
         </w:rPr>
       </w:pPr>
     </w:p>
-    <w:p>
+    <w:p ns2:paraId="3F6D0EA0" ns2:textId="77777777">
       <w:pPr>
         <w:pStyle w:val="Heading1"/>
         <w:rPr>
@@ -1944,17 +1946,17 @@
         <w:t>VP Education</w:t>
       </w:r>
     </w:p>
-    <w:p>
+    <w:p ns2:paraId="55D6E1B9" ns2:textId="77777777">
       <w:pPr>
         <w:pStyle w:val="BodyText"/>
         <w:spacing w:before="3"/>
         <w:ind w:left="540"/>
       </w:pPr>
       <w:r>
-        <w:t>John Doe</w:t>
-      </w:r>
-    </w:p>
-    <w:p>
+        <w:t>{VPE}</w:t>
+      </w:r>
+    </w:p>
+    <w:p ns2:paraId="2F9E48A1" ns2:textId="77777777">
       <w:pPr>
         <w:pStyle w:val="BodyText"/>
         <w:spacing w:before="7"/>
@@ -1963,7 +1965,7 @@
         </w:rPr>
       </w:pPr>
     </w:p>
-    <w:p>
+    <w:p ns2:paraId="66551AD5" ns2:textId="77777777">
       <w:pPr>
         <w:pStyle w:val="Heading1"/>
         <w:rPr>
@@ -1979,17 +1981,17 @@
         <w:t>VP Membership</w:t>
       </w:r>
     </w:p>
-    <w:p>
+    <w:p ns2:paraId="69F34F1E" ns2:textId="77777777">
       <w:pPr>
         <w:pStyle w:val="BodyText"/>
         <w:spacing w:before="2"/>
         <w:ind w:left="540"/>
       </w:pPr>
       <w:r>
-        <w:t>Jane Doe</w:t>
-      </w:r>
-    </w:p>
-    <w:p>
+        <w:t>{VPM}</w:t>
+      </w:r>
+    </w:p>
+    <w:p ns2:paraId="362F27C3" ns2:textId="77777777">
       <w:pPr>
         <w:pStyle w:val="BodyText"/>
         <w:spacing w:before="7"/>
@@ -1998,7 +2000,7 @@
         </w:rPr>
       </w:pPr>
     </w:p>
-    <w:p>
+    <w:p ns2:paraId="4A1532F7" ns2:textId="77777777">
       <w:pPr>
         <w:pStyle w:val="Heading1"/>
         <w:rPr>
@@ -2014,17 +2016,17 @@
         <w:t>VP Public Relations</w:t>
       </w:r>
     </w:p>
-    <w:p>
+    <w:p ns2:paraId="2A510061" ns2:textId="77777777">
       <w:pPr>
         <w:pStyle w:val="BodyText"/>
         <w:spacing w:before="2"/>
         <w:ind w:left="540"/>
       </w:pPr>
       <w:r>
-        <w:t>Jane Doe</w:t>
-      </w:r>
-    </w:p>
-    <w:p>
+        <w:t>{VPPR}</w:t>
+      </w:r>
+    </w:p>
+    <w:p ns2:paraId="00884A21" ns2:textId="77777777">
       <w:pPr>
         <w:pStyle w:val="BodyText"/>
         <w:spacing w:before="1"/>
@@ -2033,7 +2035,7 @@
         </w:rPr>
       </w:pPr>
     </w:p>
-    <w:p>
+    <w:p ns2:paraId="07909302" ns2:textId="77777777">
       <w:pPr>
         <w:pStyle w:val="Heading1"/>
         <w:spacing w:line="251" w:lineRule="exact"/>
@@ -2050,17 +2052,17 @@
         <w:t>Secretary</w:t>
       </w:r>
     </w:p>
-    <w:p>
+    <w:p ns2:paraId="50645DFD" ns2:textId="77777777">
       <w:pPr>
         <w:pStyle w:val="BodyText"/>
         <w:spacing w:line="251" w:lineRule="exact"/>
         <w:ind w:left="540"/>
       </w:pPr>
       <w:r>
-        <w:t>John Doe</w:t>
-      </w:r>
-    </w:p>
-    <w:p>
+        <w:t>{Sec}</w:t>
+      </w:r>
+    </w:p>
+    <w:p ns2:paraId="357682F9" ns2:textId="77777777">
       <w:pPr>
         <w:pStyle w:val="BodyText"/>
         <w:rPr>
@@ -2068,7 +2070,7 @@
         </w:rPr>
       </w:pPr>
     </w:p>
-    <w:p>
+    <w:p ns2:paraId="1E8B5457" ns2:textId="77777777">
       <w:pPr>
         <w:pStyle w:val="Heading1"/>
         <w:spacing w:before="1" w:line="251" w:lineRule="exact"/>
@@ -2085,17 +2087,17 @@
         <w:t>Treasurer</w:t>
       </w:r>
     </w:p>
-    <w:p>
+    <w:p ns2:paraId="622F44D3" ns2:textId="77777777">
       <w:pPr>
         <w:pStyle w:val="BodyText"/>
         <w:spacing w:line="251" w:lineRule="exact"/>
         <w:ind w:left="540"/>
       </w:pPr>
       <w:r>
-        <w:t>Jane Doe</w:t>
-      </w:r>
-    </w:p>
-    <w:p>
+        <w:t>{Treas}</w:t>
+      </w:r>
+    </w:p>
+    <w:p ns2:paraId="4A704DD6" ns2:textId="77777777">
       <w:pPr>
         <w:pStyle w:val="BodyText"/>
         <w:rPr>
@@ -2103,7 +2105,7 @@
         </w:rPr>
       </w:pPr>
     </w:p>
-    <w:p>
+    <w:p ns2:paraId="5166D5E5" ns2:textId="77777777">
       <w:pPr>
         <w:pStyle w:val="Heading1"/>
         <w:spacing w:before="1"/>
@@ -2120,17 +2122,17 @@
         <w:t>Sergeant at Arms</w:t>
       </w:r>
     </w:p>
-    <w:p>
+    <w:p ns2:paraId="71289325" ns2:textId="77777777">
       <w:pPr>
         <w:pStyle w:val="BodyText"/>
         <w:spacing w:before="2"/>
         <w:ind w:left="540"/>
       </w:pPr>
       <w:r>
-        <w:t>John Doe</w:t>
-      </w:r>
-    </w:p>
-    <w:p>
+        <w:t>{SAA}</w:t>
+      </w:r>
+    </w:p>
+    <w:p ns2:paraId="3CA1F44B" ns2:textId="77777777">
       <w:pPr>
         <w:pStyle w:val="BodyText"/>
         <w:rPr>
@@ -2138,7 +2140,7 @@
         </w:rPr>
       </w:pPr>
     </w:p>
-    <w:p>
+    <w:p ns2:paraId="2C25B2D8" ns2:textId="77777777">
       <w:pPr>
         <w:pStyle w:val="BodyText"/>
         <w:spacing w:before="1"/>
@@ -2147,27 +2149,27 @@
         </w:rPr>
       </w:pPr>
     </w:p>
-    <w:p>
+    <w:p ns2:paraId="3D4ADAE4" ns2:textId="77777777">
       <w:pPr>
         <w:pStyle w:val="BodyText"/>
         <w:spacing w:line="237" w:lineRule="auto"/>
         <w:ind w:left="540" w:right="645"/>
       </w:pPr>
       <w:r>
-        <w:t>We meet every day of the week</w:t>
-      </w:r>
-    </w:p>
-    <w:p>
+        <w:t>We meet {Days}</w:t>
+      </w:r>
+    </w:p>
+    <w:p ns2:paraId="7BBC2F2C" ns2:textId="77777777">
       <w:pPr>
         <w:pStyle w:val="BodyText"/>
         <w:spacing w:before="3"/>
         <w:ind w:left="540"/>
       </w:pPr>
       <w:r>
-        <w:t>from 00:00 to 00:00</w:t>
-      </w:r>
-    </w:p>
-    <w:p>
+        <w:t>from {Start} to {End}</w:t>
+      </w:r>
+    </w:p>
+    <w:p ns2:paraId="7D6A9CB9" ns2:textId="77777777">
       <w:pPr>
         <w:pStyle w:val="BodyText"/>
         <w:spacing w:before="1"/>
@@ -2176,7 +2178,7 @@
         </w:rPr>
       </w:pPr>
     </w:p>
-    <w:p>
+    <w:p ns2:paraId="7E0B5B37" ns2:textId="77777777">
       <w:pPr>
         <w:pStyle w:val="BodyText"/>
         <w:spacing w:line="242" w:lineRule="auto"/>
@@ -2185,15 +2187,17 @@
       <w:r>
         <w:t xml:space="preserve">Location can be found on our website </w:t>
       </w:r>
-      <w:r>
-        <w:rPr>
-          <w:color w:val="0000FF"/>
-          <w:u w:val="single" w:color="0000FF"/>
-        </w:rPr>
-        <w:t>www.oursite.org</w:t>
-      </w:r>
-    </w:p>
-    <w:p>
+      <w:hyperlink r:id="rIdAgendaClubWebsite">
+        <w:r>
+          <w:rPr>
+            <w:color w:val="0000FF"/>
+            <w:u w:val="single" w:color="0000FF"/>
+          </w:rPr>
+          <w:t>{Website}</w:t>
+        </w:r>
+      </w:hyperlink>
+    </w:p>
+    <w:p ns2:paraId="14B7507C" ns2:textId="77777777">
       <w:pPr>
         <w:pStyle w:val="BodyText"/>
         <w:spacing w:before="6"/>
@@ -2205,7 +2209,7 @@
         <w:br w:type="column"/>
       </w:r>
     </w:p>
-    <w:p>
+    <w:p ns2:paraId="57975021" ns2:textId="77777777">
       <w:pPr>
         <w:pStyle w:val="Heading1"/>
         <w:tabs>
@@ -2214,7 +2218,7 @@
         <w:spacing w:line="251" w:lineRule="exact"/>
       </w:pPr>
       <w:r>
-        <w:t>8:11</w:t>
+        <w:t>{T7}</w:t>
       </w:r>
       <w:r>
         <w:tab/>
@@ -2230,7 +2234,7 @@
         <w:t>Reports</w:t>
       </w:r>
     </w:p>
-    <w:p>
+    <w:p ns2:paraId="62E9ECD6" ns2:textId="77777777">
       <w:pPr>
         <w:pStyle w:val="BodyText"/>
         <w:tabs>
@@ -2243,96 +2247,96 @@
         <w:rPr>
           <w:noProof/>
         </w:rPr>
-        <mc:AlternateContent>
-          <mc:Choice Requires="wps">
+        <ns1:AlternateContent>
+          <ns1:Choice Requires="wps">
             <w:drawing>
-              <wp:anchor distT="0" distB="0" distL="114300" distR="114300" simplePos="0" relativeHeight="1096" behindDoc="0" locked="0" layoutInCell="1" allowOverlap="1" wp14:anchorId="0A39686D" wp14:editId="5767D172">
-                <wp:simplePos x="0" y="0"/>
-                <wp:positionH relativeFrom="page">
-                  <wp:posOffset>2332990</wp:posOffset>
-                </wp:positionH>
-                <wp:positionV relativeFrom="paragraph">
-                  <wp:posOffset>-161925</wp:posOffset>
-                </wp:positionV>
-                <wp:extent cx="0" cy="8028305"/>
-                <wp:effectExtent l="0" t="0" r="0" b="0"/>
-                <wp:wrapNone/>
-                <wp:docPr id="1" name="Line 2"/>
-                <wp:cNvGraphicFramePr>
-                  <a:graphicFrameLocks xmlns:a="http://schemas.openxmlformats.org/drawingml/2006/main"/>
-                </wp:cNvGraphicFramePr>
-                <a:graphic xmlns:a="http://schemas.openxmlformats.org/drawingml/2006/main">
-                  <a:graphicData uri="http://schemas.microsoft.com/office/word/2010/wordprocessingShape">
-                    <wps:wsp>
-                      <wps:cNvCnPr>
-                        <a:cxnSpLocks/>
-                      </wps:cNvCnPr>
-                      <wps:spPr bwMode="auto">
-                        <a:xfrm>
-                          <a:off x="0" y="0"/>
-                          <a:ext cx="0" cy="8028305"/>
-                        </a:xfrm>
-                        <a:prstGeom prst="line">
-                          <a:avLst/>
-                        </a:prstGeom>
-                        <a:noFill/>
-                        <a:ln w="9525">
-                          <a:solidFill>
-                            <a:srgbClr val="000000"/>
-                          </a:solidFill>
-                          <a:round/>
-                          <a:headEnd/>
-                          <a:tailEnd/>
-                        </a:ln>
-                        <a:extLst>
-                          <a:ext uri="{909E8E84-426E-40DD-AFC4-6F175D3DCCD1}">
-                            <a14:hiddenFill xmlns:a14="http://schemas.microsoft.com/office/drawing/2010/main">
-                              <a:noFill/>
-                            </a14:hiddenFill>
-                          </a:ext>
-                        </a:extLst>
-                      </wps:spPr>
-                      <wps:bodyPr/>
-                    </wps:wsp>
-                  </a:graphicData>
-                </a:graphic>
-                <wp14:sizeRelH relativeFrom="page">
-                  <wp14:pctWidth>0</wp14:pctWidth>
-                </wp14:sizeRelH>
-                <wp14:sizeRelV relativeFrom="page">
-                  <wp14:pctHeight>0</wp14:pctHeight>
-                </wp14:sizeRelV>
-              </wp:anchor>
+              <ns4:anchor distT="0" distB="0" distL="114300" distR="114300" simplePos="0" relativeHeight="1096" behindDoc="0" locked="0" layoutInCell="1" allowOverlap="1" ns5:anchorId="0A39686D" ns5:editId="5767D172">
+                <ns4:simplePos x="0" y="0"/>
+                <ns4:positionH relativeFrom="page">
+                  <ns4:posOffset>2332990</ns4:posOffset>
+                </ns4:positionH>
+                <ns4:positionV relativeFrom="paragraph">
+                  <ns4:posOffset>-161925</ns4:posOffset>
+                </ns4:positionV>
+                <ns4:extent cx="0" cy="8028305"/>
+                <ns4:effectExtent l="0" t="0" r="0" b="0"/>
+                <ns4:wrapNone/>
+                <ns4:docPr id="1" name="Line 2"/>
+                <ns4:cNvGraphicFramePr>
+                  <ns6:graphicFrameLocks/>
+                </ns4:cNvGraphicFramePr>
+                <ns6:graphic>
+                  <ns6:graphicData uri="http://schemas.microsoft.com/office/word/2010/wordprocessingShape">
+                    <ns7:wsp>
+                      <ns7:cNvCnPr>
+                        <ns6:cxnSpLocks/>
+                      </ns7:cNvCnPr>
+                      <ns7:spPr bwMode="auto">
+                        <ns6:xfrm>
+                          <ns6:off x="0" y="0"/>
+                          <ns6:ext cx="0" cy="8028305"/>
+                        </ns6:xfrm>
+                        <ns6:prstGeom prst="line">
+                          <ns6:avLst/>
+                        </ns6:prstGeom>
+                        <ns6:noFill/>
+                        <ns6:ln w="9525">
+                          <ns6:solidFill>
+                            <ns6:srgbClr val="000000"/>
+                          </ns6:solidFill>
+                          <ns6:round/>
+                          <ns6:headEnd/>
+                          <ns6:tailEnd/>
+                        </ns6:ln>
+                        <ns6:extLst>
+                          <ns6:ext uri="{909E8E84-426E-40DD-AFC4-6F175D3DCCD1}">
+                            <ns8:hiddenFill>
+                              <ns6:noFill/>
+                            </ns8:hiddenFill>
+                          </ns6:ext>
+                        </ns6:extLst>
+                      </ns7:spPr>
+                      <ns7:bodyPr/>
+                    </ns7:wsp>
+                  </ns6:graphicData>
+                </ns6:graphic>
+                <ns5:sizeRelH relativeFrom="page">
+                  <ns5:pctWidth>0</ns5:pctWidth>
+                </ns5:sizeRelH>
+                <ns5:sizeRelV relativeFrom="page">
+                  <ns5:pctHeight>0</ns5:pctHeight>
+                </ns5:sizeRelV>
+              </ns4:anchor>
             </w:drawing>
-          </mc:Choice>
-          <mc:Fallback>
+          </ns1:Choice>
+          <ns1:Fallback>
             <w:pict>
-              <v:line w14:anchorId="1C9DBDDD" id="Line 2" o:spid="_x0000_s1026" style="position:absolute;z-index:1096;visibility:visible;mso-wrap-style:square;mso-width-percent:0;mso-height-percent:0;mso-wrap-distance-left:9pt;mso-wrap-distance-top:0;mso-wrap-distance-right:9pt;mso-wrap-distance-bottom:0;mso-position-horizontal:absolute;mso-position-horizontal-relative:page;mso-position-vertical:absolute;mso-position-vertical-relative:text;mso-width-percent:0;mso-height-percent:0;mso-width-relative:page;mso-height-relative:page" from="183.7pt,-12.75pt" to="183.7pt,619.4pt" o:gfxdata="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">
-                <o:lock v:ext="edit" shapetype="f"/>
-                <w10:wrap anchorx="page"/>
-              </v:line>
+              <ns9:line ns2:anchorId="1C9DBDDD" id="Line 2" ns10:spid="_x0000_s1026" style="position:absolute;z-index:1096;visibility:visible;mso-wrap-style:square;mso-width-percent:0;mso-height-percent:0;mso-wrap-distance-left:9pt;mso-wrap-distance-top:0;mso-wrap-distance-right:9pt;mso-wrap-distance-bottom:0;mso-position-horizontal:absolute;mso-position-horizontal-relative:page;mso-position-vertical:absolute;mso-position-vertical-relative:text;mso-width-percent:0;mso-height-percent:0;mso-width-relative:page;mso-height-relative:page" from="183.7pt,-12.75pt" to="183.7pt,619.4pt" ns10:gfxdata="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">
+                <ns10:lock ns9:ext="edit" shapetype="f"/>
+                <ns11:wrap anchorx="page"/>
+              </ns9:line>
             </w:pict>
-          </mc:Fallback>
-        </mc:AlternateContent>
+          </ns1:Fallback>
+        </ns1:AlternateContent>
       </w:r>
       <w:r>
         <w:t>Timer</w:t>
       </w:r>
       <w:r>
         <w:tab/>
-        <w:t>Jane</w:t>
+        <w:t>{Timer}</w:t>
       </w:r>
       <w:r>
         <w:rPr>
           <w:spacing w:val="-4"/>
         </w:rPr>
-        <w:t xml:space="preserve"> </w:t>
-      </w:r>
-      <w:r>
-        <w:t>Doe</w:t>
-      </w:r>
-    </w:p>
-    <w:p>
+        <w:t xml:space="preserve"/>
+      </w:r>
+      <w:r>
+        <w:t/>
+      </w:r>
+    </w:p>
+    <w:p ns2:paraId="432FA855" ns2:textId="77777777">
       <w:pPr>
         <w:pStyle w:val="BodyText"/>
         <w:tabs>
@@ -2346,19 +2350,19 @@
       </w:r>
       <w:r>
         <w:tab/>
-        <w:t>Jane</w:t>
+        <w:t>{Ah}</w:t>
       </w:r>
       <w:r>
         <w:rPr>
           <w:spacing w:val="-4"/>
         </w:rPr>
-        <w:t xml:space="preserve"> </w:t>
-      </w:r>
-      <w:r>
-        <w:t>Doe</w:t>
-      </w:r>
-    </w:p>
-    <w:p>
+        <w:t xml:space="preserve"/>
+      </w:r>
+      <w:r>
+        <w:t/>
+      </w:r>
+    </w:p>
+    <w:p ns2:paraId="16598F83" ns2:textId="77777777">
       <w:pPr>
         <w:pStyle w:val="BodyText"/>
         <w:tabs>
@@ -2372,25 +2376,25 @@
       </w:r>
       <w:r>
         <w:tab/>
-        <w:t>Jane</w:t>
+        <w:t>{Gram}</w:t>
       </w:r>
       <w:r>
         <w:rPr>
           <w:spacing w:val="-4"/>
         </w:rPr>
-        <w:t xml:space="preserve"> </w:t>
-      </w:r>
-      <w:r>
-        <w:t>Doe</w:t>
-      </w:r>
-    </w:p>
-    <w:p>
+        <w:t xml:space="preserve"/>
+      </w:r>
+      <w:r>
+        <w:t/>
+      </w:r>
+    </w:p>
+    <w:p ns2:paraId="04E344C6" ns2:textId="77777777">
       <w:pPr>
         <w:pStyle w:val="BodyText"/>
         <w:spacing w:before="1"/>
       </w:pPr>
     </w:p>
-    <w:p>
+    <w:p ns2:paraId="1DD20B8A" ns2:textId="77777777">
       <w:pPr>
         <w:tabs>
           <w:tab w:val="left" w:pos="1260"/>
@@ -2403,7 +2407,7 @@
         <w:rPr>
           <w:b/>
         </w:rPr>
-        <w:t>8:14</w:t>
+        <w:t>{T8}</w:t>
       </w:r>
       <w:r>
         <w:rPr>
@@ -2445,13 +2449,13 @@
         <w:tab/>
       </w:r>
       <w:r>
-        <w:t xml:space="preserve">John </w:t>
+        <w:t xml:space="preserve">{GE}</w:t>
       </w:r>
       <w:r>
         <w:rPr>
           <w:spacing w:val="-8"/>
         </w:rPr>
-        <w:t xml:space="preserve">Doe </w:t>
+        <w:t xml:space="preserve"> </w:t>
       </w:r>
       <w:r>
         <w:t>General Evaluator provides meeting</w:t>
@@ -2466,7 +2470,7 @@
         <w:t>&amp;</w:t>
       </w:r>
     </w:p>
-    <w:p>
+    <w:p ns2:paraId="1E117C09" ns2:textId="77777777">
       <w:pPr>
         <w:pStyle w:val="BodyText"/>
         <w:spacing w:before="2"/>
@@ -2476,7 +2480,7 @@
         <w:t>leader evaluations</w:t>
       </w:r>
     </w:p>
-    <w:p>
+    <w:p ns2:paraId="1FD02303" ns2:textId="77777777">
       <w:pPr>
         <w:pStyle w:val="BodyText"/>
         <w:spacing w:before="2"/>
@@ -2486,12 +2490,12 @@
         <w:t>Returns control to the Toastmaster of the Day</w:t>
       </w:r>
     </w:p>
-    <w:p>
-      <w:pPr>
-        <w:pStyle w:val="BodyText"/>
-      </w:pPr>
-    </w:p>
-    <w:p>
+    <w:p ns2:paraId="0EDBF758" ns2:textId="77777777">
+      <w:pPr>
+        <w:pStyle w:val="BodyText"/>
+      </w:pPr>
+    </w:p>
+    <w:p ns2:paraId="27ACA8DD" ns2:textId="77777777">
       <w:pPr>
         <w:tabs>
           <w:tab w:val="left" w:pos="1260"/>
@@ -2504,7 +2508,7 @@
         <w:rPr>
           <w:b/>
         </w:rPr>
-        <w:t>8:17</w:t>
+        <w:t>{T9}</w:t>
       </w:r>
       <w:r>
         <w:rPr>
@@ -2546,13 +2550,13 @@
         <w:tab/>
       </w:r>
       <w:r>
-        <w:t xml:space="preserve">John </w:t>
+        <w:t xml:space="preserve">{TM}</w:t>
       </w:r>
       <w:r>
         <w:rPr>
           <w:spacing w:val="-8"/>
         </w:rPr>
-        <w:t xml:space="preserve">Doe </w:t>
+        <w:t xml:space="preserve"> </w:t>
       </w:r>
       <w:r>
         <w:t>Best</w:t>
@@ -2567,7 +2571,7 @@
         <w:t>Evaluator</w:t>
       </w:r>
     </w:p>
-    <w:p>
+    <w:p ns2:paraId="25D6DB1D" ns2:textId="77777777">
       <w:pPr>
         <w:pStyle w:val="BodyText"/>
         <w:spacing w:before="2"/>
@@ -2577,7 +2581,7 @@
         <w:t>Best Table Topics Best Speaker Special Awards</w:t>
       </w:r>
     </w:p>
-    <w:p>
+    <w:p ns2:paraId="3EA09D2F" ns2:textId="77777777">
       <w:pPr>
         <w:pStyle w:val="BodyText"/>
         <w:spacing w:before="1"/>
@@ -2587,7 +2591,7 @@
         <w:t>Returns control to the Chair of the meeting</w:t>
       </w:r>
     </w:p>
-    <w:p>
+    <w:p ns2:paraId="32BAF003" ns2:textId="77777777">
       <w:pPr>
         <w:pStyle w:val="Heading1"/>
         <w:tabs>
@@ -2597,11 +2601,11 @@
         <w:ind w:right="4075"/>
       </w:pPr>
       <w:r>
-        <w:t>8:20</w:t>
-      </w:r>
-      <w:r>
-        <w:tab/>
-        <w:t>Chair Leads Club Business 8:45</w:t>
+        <w:t>{T10}</w:t>
+      </w:r>
+      <w:r>
+        <w:tab/>
+        <w:t>Chair Leads Club Business {End}</w:t>
       </w:r>
       <w:r>
         <w:tab/>
@@ -2617,7 +2621,7 @@
         <w:t>Meeting</w:t>
       </w:r>
     </w:p>
-    <w:p>
+    <w:p ns2:paraId="4896780F" ns2:textId="77777777">
       <w:pPr>
         <w:spacing w:line="480" w:lineRule="auto"/>
         <w:sectPr>
@@ -2631,7 +2635,7 @@
         </w:sectPr>
       </w:pPr>
     </w:p>
-    <w:p>
+    <w:p ns2:paraId="4F88B08A" ns2:textId="77777777">
       <w:pPr>
         <w:pStyle w:val="BodyText"/>
         <w:spacing w:before="9"/>
@@ -2641,7 +2645,7 @@
         </w:rPr>
       </w:pPr>
     </w:p>
-    <w:p>
+    <w:p ns2:paraId="49E976D9" ns2:textId="77777777">
       <w:pPr>
         <w:pStyle w:val="BodyText"/>
         <w:spacing w:before="93" w:line="242" w:lineRule="auto"/>
